--- a/static/downloads/contract_D2.docx
+++ b/static/downloads/contract_D2.docx
@@ -142,7 +142,7 @@
           <w:b w:val="0"/>
           <w:sz w:val="20"/>
         </w:rPr>
-        <w:t>① 직종: □ 철골 조립공(기공) □ 용접공 □ 보조공(조공) □ 신호수 □ 기타(          )</w:t>
+        <w:t>① 직종: □ 철골 조립공(기공) □ 용접공 □ 보조공(조공) □ 신호수 □ 기타( )</w:t>
       </w:r>
     </w:p>
     <w:p>
@@ -207,7 +207,7 @@
           <w:b/>
           <w:sz w:val="22"/>
         </w:rPr>
-        <w:t>제4조 (임금 ★핵심조항)</w:t>
+        <w:t>제4조 (임금)</w:t>
       </w:r>
     </w:p>
     <w:p>
@@ -470,14 +470,11 @@
               <w:t>[사업주 / 甲]</w:t>
               <w:br/>
               <w:br/>
+              <w:t>상   호 : OOO건설 주식회사</w:t>
               <w:br/>
-              <w:t xml:space="preserve">                            상   호 : OOO건설 주식회사</w:t>
+              <w:t>현장소장 : 대 리 인    박 소 장    (서명)</w:t>
               <w:br/>
-              <w:br/>
-              <w:t xml:space="preserve">                            현장소장 : 대 리 인    박 소 장    (서명)</w:t>
-              <w:br/>
-              <w:br/>
-              <w:t xml:space="preserve">                            사업자등록번호 : 123-45-67890</w:t>
+              <w:t>사업자등록번호 : 123-45-67890</w:t>
             </w:r>
           </w:p>
         </w:tc>
@@ -496,17 +493,13 @@
               <w:t>[근로자 / 乙]</w:t>
               <w:br/>
               <w:br/>
+              <w:t>성   명 :                  (서명)</w:t>
               <w:br/>
-              <w:t xml:space="preserve">                            성   명 :                  (서명)</w:t>
+              <w:t>생년월일 :</w:t>
               <w:br/>
+              <w:t>연 락 처 :</w:t>
               <w:br/>
-              <w:t xml:space="preserve">                            생년월일 :</w:t>
-              <w:br/>
-              <w:br/>
-              <w:t xml:space="preserve">                            연 락 처 :</w:t>
-              <w:br/>
-              <w:br/>
-              <w:t xml:space="preserve">                            계좌번호 :         은행</w:t>
+              <w:t>계좌번호 :         은행</w:t>
             </w:r>
           </w:p>
         </w:tc>
@@ -554,20 +547,7 @@
           <w:b w:val="0"/>
           <w:sz w:val="20"/>
         </w:rPr>
-        <w:t>매뉴얼 지침:</w:t>
-      </w:r>
-    </w:p>
-    <w:p>
-      <w:pPr>
-        <w:spacing w:after="40" w:line="320" w:lineRule="exact"/>
-      </w:pPr>
-      <w:r>
-        <w:rPr>
-          <w:rFonts w:ascii="나눔고딕" w:hAnsi="나눔고딕" w:eastAsia="나눔고딕"/>
-          <w:b w:val="0"/>
-          <w:sz w:val="20"/>
-        </w:rPr>
-        <w:t>이 계약서가 모든 방어의 최종 퍼즐입니다. 수사관은 반드시 확인합니다: "근로자 한 명 한 명과 직접 근로계약을 맺었는가? 4대보험은 본사가 가입했는가? 임금은 개인 계좌로 갔는가?" 한 명이라도 빠지면 전체 직영 시공 주장이 무너집니다. 십장(자문역)이 데리고 들어온 조공, 기공도 반드시 전원 본사 명의로 이 계약서를 작성하십시오.</w:t>
+        <w:t>매뉴얼 지침: 이 계약서가 모든 방어의 최종 퍼즐입니다. 수사관은 반드시 확인합니다: "근로자 한 명 한 명과 직접 근로계약을 맺었는가? 4대보험은 본사가 가입했는가? 임금은 개인 계좌로 갔는가?" 한 명이라도 빠지면 전체 직영 시공 주장이 무너집니다. 십장(자문역)이 데리고 들어온 조공, 기공도 반드시 전원 본사 명의로 이 계약서를 작성하십시오.</w:t>
       </w:r>
     </w:p>
     <w:p>

--- a/static/downloads/contract_D2.docx
+++ b/static/downloads/contract_D2.docx
@@ -32,6 +32,11 @@
       <w:pPr>
         <w:spacing w:after="40" w:line="320" w:lineRule="exact"/>
       </w:pPr>
+    </w:p>
+    <w:p>
+      <w:pPr>
+        <w:spacing w:after="40" w:line="320" w:lineRule="exact"/>
+      </w:pPr>
       <w:r>
         <w:rPr>
           <w:rFonts w:ascii="나눔고딕" w:hAnsi="나눔고딕" w:eastAsia="나눔고딕"/>
@@ -40,6 +45,11 @@
         </w:rPr>
         <w:t>OOO건설(주) (이하 "사업주"라 한다)와 근로자 OOO (이하 "근로자"라 한다)는 「근로기준법」에 따라 다음과 같이 근로계약을 체결한다.</w:t>
       </w:r>
+    </w:p>
+    <w:p>
+      <w:pPr>
+        <w:spacing w:after="40" w:line="320" w:lineRule="exact"/>
+      </w:pPr>
     </w:p>
     <w:p>
       <w:pPr>
@@ -110,6 +120,11 @@
       <w:pPr>
         <w:spacing w:after="40" w:line="320" w:lineRule="exact"/>
       </w:pPr>
+    </w:p>
+    <w:p>
+      <w:pPr>
+        <w:spacing w:after="40" w:line="320" w:lineRule="exact"/>
+      </w:pPr>
       <w:r>
         <w:rPr>
           <w:rFonts w:ascii="나눔고딕" w:hAnsi="나눔고딕" w:eastAsia="나눔고딕"/>
@@ -162,6 +177,11 @@
       <w:pPr>
         <w:spacing w:after="40" w:line="320" w:lineRule="exact"/>
       </w:pPr>
+    </w:p>
+    <w:p>
+      <w:pPr>
+        <w:spacing w:after="40" w:line="320" w:lineRule="exact"/>
+      </w:pPr>
       <w:r>
         <w:rPr>
           <w:rFonts w:ascii="나눔고딕" w:hAnsi="나눔고딕" w:eastAsia="나눔고딕"/>
@@ -196,6 +216,11 @@
         </w:rPr>
         <w:t>② 연장·야간·휴일 근로 발생 시 근로기준법에 따른 가산수당(통상임금의 50%)을 지급한다.</w:t>
       </w:r>
+    </w:p>
+    <w:p>
+      <w:pPr>
+        <w:spacing w:after="40" w:line="320" w:lineRule="exact"/>
+      </w:pPr>
     </w:p>
     <w:p>
       <w:pPr>
@@ -266,6 +291,11 @@
       <w:pPr>
         <w:spacing w:after="40" w:line="320" w:lineRule="exact"/>
       </w:pPr>
+    </w:p>
+    <w:p>
+      <w:pPr>
+        <w:spacing w:after="40" w:line="320" w:lineRule="exact"/>
+      </w:pPr>
       <w:r>
         <w:rPr>
           <w:rFonts w:ascii="나눔고딕" w:hAnsi="나눔고딕" w:eastAsia="나눔고딕"/>
@@ -300,6 +330,11 @@
         </w:rPr>
         <w:t>① 산업재해보상보험 ② 고용보험 ③ 국민건강보험 (해당 시) ④ 국민연금 (해당 시)</w:t>
       </w:r>
+    </w:p>
+    <w:p>
+      <w:pPr>
+        <w:spacing w:after="40" w:line="320" w:lineRule="exact"/>
+      </w:pPr>
     </w:p>
     <w:p>
       <w:pPr>
@@ -370,6 +405,11 @@
       <w:pPr>
         <w:spacing w:after="40" w:line="320" w:lineRule="exact"/>
       </w:pPr>
+    </w:p>
+    <w:p>
+      <w:pPr>
+        <w:spacing w:after="40" w:line="320" w:lineRule="exact"/>
+      </w:pPr>
       <w:r>
         <w:rPr>
           <w:rFonts w:ascii="나눔고딕" w:hAnsi="나눔고딕" w:eastAsia="나눔고딕"/>
@@ -409,6 +449,11 @@
       <w:pPr>
         <w:spacing w:after="40" w:line="320" w:lineRule="exact"/>
       </w:pPr>
+    </w:p>
+    <w:p>
+      <w:pPr>
+        <w:spacing w:after="40" w:line="320" w:lineRule="exact"/>
+      </w:pPr>
       <w:r>
         <w:rPr>
           <w:rFonts w:ascii="나눔고딕" w:hAnsi="나눔고딕" w:eastAsia="나눔고딕"/>
@@ -430,6 +475,11 @@
         </w:rPr>
         <w:t>본 계약의 성립을 증명하기 위하여 본서 2부를 작성하고, 쌍방이 서명한 후 각 1부씩 보관한다.</w:t>
       </w:r>
+    </w:p>
+    <w:p>
+      <w:pPr>
+        <w:spacing w:after="40" w:line="320" w:lineRule="exact"/>
+      </w:pPr>
     </w:p>
     <w:p>
       <w:pPr>
@@ -549,6 +599,11 @@
         </w:rPr>
         <w:t>매뉴얼 지침: 이 계약서가 모든 방어의 최종 퍼즐입니다. 수사관은 반드시 확인합니다: "근로자 한 명 한 명과 직접 근로계약을 맺었는가? 4대보험은 본사가 가입했는가? 임금은 개인 계좌로 갔는가?" 한 명이라도 빠지면 전체 직영 시공 주장이 무너집니다. 십장(자문역)이 데리고 들어온 조공, 기공도 반드시 전원 본사 명의로 이 계약서를 작성하십시오.</w:t>
       </w:r>
+    </w:p>
+    <w:p>
+      <w:pPr>
+        <w:spacing w:after="40" w:line="320" w:lineRule="exact"/>
+      </w:pPr>
     </w:p>
     <w:p>
       <w:pPr>

--- a/static/downloads/contract_D2.docx
+++ b/static/downloads/contract_D2.docx
@@ -557,19 +557,6 @@
     </w:tbl>
     <w:p/>
     <w:p>
-      <w:pPr>
-        <w:spacing w:after="40" w:line="320" w:lineRule="exact"/>
-      </w:pPr>
-      <w:r>
-        <w:rPr>
-          <w:rFonts w:ascii="나눔고딕" w:hAnsi="나눔고딕" w:eastAsia="나눔고딕"/>
-          <w:b w:val="0"/>
-          <w:sz w:val="20"/>
-        </w:rPr>
-        <w:t>💡</w:t>
-      </w:r>
-    </w:p>
-    <w:p>
       <w:r>
         <w:br w:type="page"/>
       </w:r>

--- a/static/downloads/contract_D2.docx
+++ b/static/downloads/contract_D2.docx
@@ -43,7 +43,253 @@
           <w:b w:val="0"/>
           <w:sz w:val="20"/>
         </w:rPr>
-        <w:t>OOO건설(주) (이하 "사업주"라 한다)와 근로자 OOO (이하 "근로자"라 한다)는 「근로기준법」에 따라 다음과 같이 근로계약을 체결한다.</w:t>
+        <w:t>사용자(이하 "甲") O O O O (주)와 근로자(이하 "乙") O O O는 「근로기준법」에 따라 다음과 같이 근로계약을 체결한다.</w:t>
+      </w:r>
+    </w:p>
+    <w:tbl>
+      <w:tblPr>
+        <w:tblStyle w:val="TableGrid"/>
+        <w:tblW w:type="auto" w:w="0"/>
+        <w:tblLook w:firstColumn="1" w:firstRow="1" w:lastColumn="0" w:lastRow="0" w:noHBand="0" w:noVBand="1" w:val="04A0"/>
+      </w:tblPr>
+      <w:tblGrid>
+        <w:gridCol w:w="4320"/>
+        <w:gridCol w:w="4320"/>
+      </w:tblGrid>
+      <w:tr>
+        <w:tc>
+          <w:tcPr>
+            <w:tcW w:type="dxa" w:w="4320"/>
+            <w:vAlign w:val="top"/>
+          </w:tcPr>
+          <w:p>
+            <w:pPr>
+              <w:jc w:val="center"/>
+            </w:pPr>
+            <w:r/>
+            <w:r>
+              <w:rPr>
+                <w:rFonts w:ascii="나눔고딕" w:hAnsi="나눔고딕" w:eastAsia="나눔고딕"/>
+                <w:b/>
+                <w:sz w:val="18"/>
+              </w:rPr>
+              <w:t>1. 근 로 현 장</w:t>
+            </w:r>
+          </w:p>
+        </w:tc>
+        <w:tc>
+          <w:tcPr>
+            <w:tcW w:type="dxa" w:w="4320"/>
+            <w:vAlign w:val="top"/>
+          </w:tcPr>
+          <w:p>
+            <w:r/>
+            <w:r>
+              <w:rPr>
+                <w:rFonts w:ascii="나눔고딕" w:hAnsi="나눔고딕" w:eastAsia="나눔고딕"/>
+                <w:b w:val="0"/>
+                <w:sz w:val="18"/>
+              </w:rPr>
+              <w:t>[ OO신축공사 현장 ]</w:t>
+            </w:r>
+          </w:p>
+        </w:tc>
+      </w:tr>
+      <w:tr>
+        <w:tc>
+          <w:tcPr>
+            <w:tcW w:type="dxa" w:w="4320"/>
+            <w:vAlign w:val="top"/>
+          </w:tcPr>
+          <w:p>
+            <w:pPr>
+              <w:jc w:val="center"/>
+            </w:pPr>
+            <w:r/>
+            <w:r>
+              <w:rPr>
+                <w:rFonts w:ascii="나눔고딕" w:hAnsi="나눔고딕" w:eastAsia="나눔고딕"/>
+                <w:b/>
+                <w:sz w:val="18"/>
+              </w:rPr>
+              <w:t>2. 직종 및 업무</w:t>
+            </w:r>
+          </w:p>
+        </w:tc>
+        <w:tc>
+          <w:tcPr>
+            <w:tcW w:type="dxa" w:w="4320"/>
+            <w:vAlign w:val="top"/>
+          </w:tcPr>
+          <w:p>
+            <w:r/>
+            <w:r>
+              <w:rPr>
+                <w:rFonts w:ascii="나눔고딕" w:hAnsi="나눔고딕" w:eastAsia="나눔고딕"/>
+                <w:b w:val="0"/>
+                <w:sz w:val="18"/>
+              </w:rPr>
+              <w:t>□ 철골 조립공 □ 용접공 □ 보조공 □ 신호수 □ 기타</w:t>
+            </w:r>
+          </w:p>
+        </w:tc>
+      </w:tr>
+      <w:tr>
+        <w:tc>
+          <w:tcPr>
+            <w:tcW w:type="dxa" w:w="4320"/>
+            <w:vAlign w:val="top"/>
+          </w:tcPr>
+          <w:p>
+            <w:pPr>
+              <w:jc w:val="center"/>
+            </w:pPr>
+            <w:r/>
+            <w:r>
+              <w:rPr>
+                <w:rFonts w:ascii="나눔고딕" w:hAnsi="나눔고딕" w:eastAsia="나눔고딕"/>
+                <w:b/>
+                <w:sz w:val="18"/>
+              </w:rPr>
+              <w:t>3. 근 로 기 간</w:t>
+            </w:r>
+          </w:p>
+        </w:tc>
+        <w:tc>
+          <w:tcPr>
+            <w:tcW w:type="dxa" w:w="4320"/>
+            <w:vAlign w:val="top"/>
+          </w:tcPr>
+          <w:p>
+            <w:r/>
+            <w:r>
+              <w:rPr>
+                <w:rFonts w:ascii="나눔고딕" w:hAnsi="나눔고딕" w:eastAsia="나눔고딕"/>
+                <w:b w:val="0"/>
+                <w:sz w:val="18"/>
+              </w:rPr>
+              <w:t>202X년 X월 X일 ~ 공정 완료 시점</w:t>
+            </w:r>
+          </w:p>
+        </w:tc>
+      </w:tr>
+      <w:tr>
+        <w:tc>
+          <w:tcPr>
+            <w:tcW w:type="dxa" w:w="4320"/>
+            <w:vAlign w:val="top"/>
+          </w:tcPr>
+          <w:p>
+            <w:pPr>
+              <w:jc w:val="center"/>
+            </w:pPr>
+            <w:r/>
+            <w:r>
+              <w:rPr>
+                <w:rFonts w:ascii="나눔고딕" w:hAnsi="나눔고딕" w:eastAsia="나눔고딕"/>
+                <w:b/>
+                <w:sz w:val="18"/>
+              </w:rPr>
+              <w:t>4. 임 금 (일급)</w:t>
+            </w:r>
+          </w:p>
+        </w:tc>
+        <w:tc>
+          <w:tcPr>
+            <w:tcW w:type="dxa" w:w="4320"/>
+            <w:vAlign w:val="top"/>
+          </w:tcPr>
+          <w:p>
+            <w:r/>
+            <w:r>
+              <w:rPr>
+                <w:rFonts w:ascii="나눔고딕" w:hAnsi="나눔고딕" w:eastAsia="나눔고딕"/>
+                <w:b w:val="0"/>
+                <w:sz w:val="18"/>
+              </w:rPr>
+              <w:t>일급 금 O O O O O원정 (제세공과금 포함, 세전액)</w:t>
+            </w:r>
+          </w:p>
+        </w:tc>
+      </w:tr>
+      <w:tr>
+        <w:tc>
+          <w:tcPr>
+            <w:tcW w:type="dxa" w:w="4320"/>
+            <w:vAlign w:val="top"/>
+          </w:tcPr>
+          <w:p>
+            <w:pPr>
+              <w:jc w:val="center"/>
+            </w:pPr>
+            <w:r/>
+            <w:r>
+              <w:rPr>
+                <w:rFonts w:ascii="나눔고딕" w:hAnsi="나눔고딕" w:eastAsia="나눔고딕"/>
+                <w:b/>
+                <w:sz w:val="18"/>
+              </w:rPr>
+              <w:t>5. 지급방법</w:t>
+            </w:r>
+          </w:p>
+        </w:tc>
+        <w:tc>
+          <w:tcPr>
+            <w:tcW w:type="dxa" w:w="4320"/>
+            <w:vAlign w:val="top"/>
+          </w:tcPr>
+          <w:p>
+            <w:r/>
+            <w:r>
+              <w:rPr>
+                <w:rFonts w:ascii="나눔고딕" w:hAnsi="나눔고딕" w:eastAsia="나눔고딕"/>
+                <w:b w:val="0"/>
+                <w:sz w:val="18"/>
+              </w:rPr>
+              <w:t>근로자 "乙 본인" 명의 계좌 일괄 이체 절대 준수</w:t>
+            </w:r>
+          </w:p>
+        </w:tc>
+      </w:tr>
+    </w:tbl>
+    <w:p/>
+    <w:p>
+      <w:pPr>
+        <w:spacing w:after="40" w:line="320" w:lineRule="exact"/>
+      </w:pPr>
+      <w:r>
+        <w:rPr>
+          <w:rFonts w:ascii="나눔고딕" w:hAnsi="나눔고딕" w:eastAsia="나눔고딕"/>
+          <w:b/>
+          <w:sz w:val="22"/>
+        </w:rPr>
+        <w:t>제1조 (근로계약 기간 및 시간)</w:t>
+      </w:r>
+    </w:p>
+    <w:p>
+      <w:pPr>
+        <w:spacing w:after="40" w:line="320" w:lineRule="exact"/>
+      </w:pPr>
+      <w:r>
+        <w:rPr>
+          <w:rFonts w:ascii="나눔고딕" w:hAnsi="나눔고딕" w:eastAsia="나눔고딕"/>
+          <w:b w:val="0"/>
+          <w:sz w:val="20"/>
+        </w:rPr>
+        <w:t>① 본 계약은 일용 근로단위로 체결된다.</w:t>
+      </w:r>
+    </w:p>
+    <w:p>
+      <w:pPr>
+        <w:spacing w:after="40" w:line="320" w:lineRule="exact"/>
+      </w:pPr>
+      <w:r>
+        <w:rPr>
+          <w:rFonts w:ascii="나눔고딕" w:hAnsi="나눔고딕" w:eastAsia="나눔고딕"/>
+          <w:b w:val="0"/>
+          <w:sz w:val="20"/>
+        </w:rPr>
+        <w:t>② 1일 소정근로시간은 8시간 (08:00~17:00, 점심 휴게 1시간 제외)이며 연장근로, 야간근무는 통상임금 기준 가산 지급에 동의한다.</w:t>
       </w:r>
     </w:p>
     <w:p>
@@ -61,7 +307,7 @@
           <w:b/>
           <w:sz w:val="22"/>
         </w:rPr>
-        <w:t>제1조 (근로계약 기간)</w:t>
+        <w:t>제2조 (업무 지시 및 복종)</w:t>
       </w:r>
     </w:p>
     <w:p>
@@ -74,46 +320,7 @@
           <w:b w:val="0"/>
           <w:sz w:val="20"/>
         </w:rPr>
-        <w:t>본 계약은 일용 근로계약으로서, 근로일 단위로 성립·종료한다.</w:t>
-      </w:r>
-    </w:p>
-    <w:p>
-      <w:pPr>
-        <w:spacing w:after="40" w:line="320" w:lineRule="exact"/>
-      </w:pPr>
-      <w:r>
-        <w:rPr>
-          <w:rFonts w:ascii="나눔고딕" w:hAnsi="나눔고딕" w:eastAsia="나눔고딕"/>
-          <w:b w:val="0"/>
-          <w:sz w:val="20"/>
-        </w:rPr>
-        <w:t>① 근무 현장: [OO신축공사] 현장</w:t>
-      </w:r>
-    </w:p>
-    <w:p>
-      <w:pPr>
-        <w:spacing w:after="40" w:line="320" w:lineRule="exact"/>
-      </w:pPr>
-      <w:r>
-        <w:rPr>
-          <w:rFonts w:ascii="나눔고딕" w:hAnsi="나눔고딕" w:eastAsia="나눔고딕"/>
-          <w:b w:val="0"/>
-          <w:sz w:val="20"/>
-        </w:rPr>
-        <w:t>② 최초 근로 개시일: 202X년 X월 X일</w:t>
-      </w:r>
-    </w:p>
-    <w:p>
-      <w:pPr>
-        <w:spacing w:after="40" w:line="320" w:lineRule="exact"/>
-      </w:pPr>
-      <w:r>
-        <w:rPr>
-          <w:rFonts w:ascii="나눔고딕" w:hAnsi="나눔고딕" w:eastAsia="나눔고딕"/>
-          <w:b w:val="0"/>
-          <w:sz w:val="20"/>
-        </w:rPr>
-        <w:t>③ 예정 종료일: 해당 공정 완료 시까지 (확정일이 아닌 공정 기반)</w:t>
+        <w:t>"乙"의 모든 공정업무는 반드시 "甲" 소속 현장대리인 직접 관리 지휘통제 하에 진행되어야 한다.</w:t>
       </w:r>
     </w:p>
     <w:p>
@@ -131,7 +338,7 @@
           <w:b/>
           <w:sz w:val="22"/>
         </w:rPr>
-        <w:t>제2조 (업무 내용)</w:t>
+        <w:t>제3조 (임금의 절대적 본인 지급 원칙)</w:t>
       </w:r>
     </w:p>
     <w:p>
@@ -144,7 +351,7 @@
           <w:b w:val="0"/>
           <w:sz w:val="20"/>
         </w:rPr>
-        <w:t>"근로자"의 담당 업무는 다음과 같으며, "사업주" 소속 현장대리인(현장소장)의 직접 지시·감독에 따라 수행한다.</w:t>
+        <w:t>① 임금은 "乙" 본인 명의 계좌로 직접 송금한다.</w:t>
       </w:r>
     </w:p>
     <w:p>
@@ -157,20 +364,7 @@
           <w:b w:val="0"/>
           <w:sz w:val="20"/>
         </w:rPr>
-        <w:t>① 직종: □ 철골 조립공(기공) □ 용접공 □ 보조공(조공) □ 신호수 □ 기타( )</w:t>
-      </w:r>
-    </w:p>
-    <w:p>
-      <w:pPr>
-        <w:spacing w:after="40" w:line="320" w:lineRule="exact"/>
-      </w:pPr>
-      <w:r>
-        <w:rPr>
-          <w:rFonts w:ascii="나눔고딕" w:hAnsi="나눔고딕" w:eastAsia="나눔고딕"/>
-          <w:b w:val="0"/>
-          <w:sz w:val="20"/>
-        </w:rPr>
-        <w:t>② "근로자"는 "사업주"의 지시에 따라 성실히 업무를 수행하며, 독자적 판단으로 임의 작업을 하여서는 아니 된다.</w:t>
+        <w:t>② 어떠한 경우에도 제3자(반장, 십장 팀장)의 통장으로 위임 이체 수령하거나 재분배 할 수 없다. (근로기준법 43조 통화/직접/전액지불 원칙)</w:t>
       </w:r>
     </w:p>
     <w:p>
@@ -188,7 +382,7 @@
           <w:b/>
           <w:sz w:val="22"/>
         </w:rPr>
-        <w:t>제3조 (근로시간)</w:t>
+        <w:t>제4조 (4대 사회보험 가입)</w:t>
       </w:r>
     </w:p>
     <w:p>
@@ -201,20 +395,7 @@
           <w:b w:val="0"/>
           <w:sz w:val="20"/>
         </w:rPr>
-        <w:t>① 1일 소정근로시간: 8시간 (08:00 ~ 17:00, 점심시간 1시간 제외)</w:t>
-      </w:r>
-    </w:p>
-    <w:p>
-      <w:pPr>
-        <w:spacing w:after="40" w:line="320" w:lineRule="exact"/>
-      </w:pPr>
-      <w:r>
-        <w:rPr>
-          <w:rFonts w:ascii="나눔고딕" w:hAnsi="나눔고딕" w:eastAsia="나눔고딕"/>
-          <w:b w:val="0"/>
-          <w:sz w:val="20"/>
-        </w:rPr>
-        <w:t>② 연장·야간·휴일 근로 발생 시 근로기준법에 따른 가산수당(통상임금의 50%)을 지급한다.</w:t>
+        <w:t>"甲"은 현장에 출입하는 일용근로자 전원을 대상으로 산재/고용보험 등 법정 요건에 따른 4대보험에 본가입한다.</w:t>
       </w:r>
     </w:p>
     <w:p>
@@ -232,7 +413,7 @@
           <w:b/>
           <w:sz w:val="22"/>
         </w:rPr>
-        <w:t>제4조 (임금)</w:t>
+        <w:t>제5조 (안전보건 의무)</w:t>
       </w:r>
     </w:p>
     <w:p>
@@ -245,204 +426,7 @@
           <w:b w:val="0"/>
           <w:sz w:val="20"/>
         </w:rPr>
-        <w:t>① 일급: 금 OOO원 정 (제세공과금 공제 전)</w:t>
-      </w:r>
-    </w:p>
-    <w:p>
-      <w:pPr>
-        <w:spacing w:after="40" w:line="320" w:lineRule="exact"/>
-      </w:pPr>
-      <w:r>
-        <w:rPr>
-          <w:rFonts w:ascii="나눔고딕" w:hAnsi="나눔고딕" w:eastAsia="나눔고딕"/>
-          <w:b w:val="0"/>
-          <w:sz w:val="20"/>
-        </w:rPr>
-        <w:t>② 지급 방법: "근로자" 본인 명의 은행 계좌로 매일 또는 매월 말일 일괄 이체한다.</w:t>
-      </w:r>
-    </w:p>
-    <w:p>
-      <w:pPr>
-        <w:spacing w:after="40" w:line="320" w:lineRule="exact"/>
-      </w:pPr>
-      <w:r>
-        <w:rPr>
-          <w:rFonts w:ascii="나눔고딕" w:hAnsi="나눔고딕" w:eastAsia="나눔고딕"/>
-          <w:b w:val="0"/>
-          <w:sz w:val="20"/>
-        </w:rPr>
-        <w:t>③ "사업주"는 어떠한 경우에도 제3자(팀장, 반장, 자문역 등)의 계좌를 경유하여 임금을 지급하지 아니한다. 이는 건설산업기본법상 불법 하도급 혐의를 방지하기 위한 핵심 원칙이다.</w:t>
-      </w:r>
-    </w:p>
-    <w:p>
-      <w:pPr>
-        <w:spacing w:after="40" w:line="320" w:lineRule="exact"/>
-      </w:pPr>
-      <w:r>
-        <w:rPr>
-          <w:rFonts w:ascii="나눔고딕" w:hAnsi="나눔고딕" w:eastAsia="나눔고딕"/>
-          <w:b w:val="0"/>
-          <w:sz w:val="20"/>
-        </w:rPr>
-        <w:t>④ 임금 지급 시 소득세를 원천징수하고, "사업주" 명의의 노임대장에 기록한다.</w:t>
-      </w:r>
-    </w:p>
-    <w:p>
-      <w:pPr>
-        <w:spacing w:after="40" w:line="320" w:lineRule="exact"/>
-      </w:pPr>
-    </w:p>
-    <w:p>
-      <w:pPr>
-        <w:spacing w:after="40" w:line="320" w:lineRule="exact"/>
-      </w:pPr>
-      <w:r>
-        <w:rPr>
-          <w:rFonts w:ascii="나눔고딕" w:hAnsi="나눔고딕" w:eastAsia="나눔고딕"/>
-          <w:b/>
-          <w:sz w:val="22"/>
-        </w:rPr>
-        <w:t>제5조 (4대 사회보험)</w:t>
-      </w:r>
-    </w:p>
-    <w:p>
-      <w:pPr>
-        <w:spacing w:after="40" w:line="320" w:lineRule="exact"/>
-      </w:pPr>
-      <w:r>
-        <w:rPr>
-          <w:rFonts w:ascii="나눔고딕" w:hAnsi="나눔고딕" w:eastAsia="나눔고딕"/>
-          <w:b w:val="0"/>
-          <w:sz w:val="20"/>
-        </w:rPr>
-        <w:t>"사업주"는 "근로자"에 대하여 다음 보험을 "사업주" 명의로 직접 가입한다.</w:t>
-      </w:r>
-    </w:p>
-    <w:p>
-      <w:pPr>
-        <w:spacing w:after="40" w:line="320" w:lineRule="exact"/>
-      </w:pPr>
-      <w:r>
-        <w:rPr>
-          <w:rFonts w:ascii="나눔고딕" w:hAnsi="나눔고딕" w:eastAsia="나눔고딕"/>
-          <w:b w:val="0"/>
-          <w:sz w:val="20"/>
-        </w:rPr>
-        <w:t>① 산업재해보상보험 ② 고용보험 ③ 국민건강보험 (해당 시) ④ 국민연금 (해당 시)</w:t>
-      </w:r>
-    </w:p>
-    <w:p>
-      <w:pPr>
-        <w:spacing w:after="40" w:line="320" w:lineRule="exact"/>
-      </w:pPr>
-    </w:p>
-    <w:p>
-      <w:pPr>
-        <w:spacing w:after="40" w:line="320" w:lineRule="exact"/>
-      </w:pPr>
-      <w:r>
-        <w:rPr>
-          <w:rFonts w:ascii="나눔고딕" w:hAnsi="나눔고딕" w:eastAsia="나눔고딕"/>
-          <w:b/>
-          <w:sz w:val="22"/>
-        </w:rPr>
-        <w:t>제6조 (안전보건)</w:t>
-      </w:r>
-    </w:p>
-    <w:p>
-      <w:pPr>
-        <w:spacing w:after="40" w:line="320" w:lineRule="exact"/>
-      </w:pPr>
-      <w:r>
-        <w:rPr>
-          <w:rFonts w:ascii="나눔고딕" w:hAnsi="나눔고딕" w:eastAsia="나눔고딕"/>
-          <w:b w:val="0"/>
-          <w:sz w:val="20"/>
-        </w:rPr>
-        <w:t>① "근로자"는 현장 투입 전 "사업주"가 실시하는 안전보건교육을 이수하고 교육일지에 서명한다.</w:t>
-      </w:r>
-    </w:p>
-    <w:p>
-      <w:pPr>
-        <w:spacing w:after="40" w:line="320" w:lineRule="exact"/>
-      </w:pPr>
-      <w:r>
-        <w:rPr>
-          <w:rFonts w:ascii="나눔고딕" w:hAnsi="나눔고딕" w:eastAsia="나눔고딕"/>
-          <w:b w:val="0"/>
-          <w:sz w:val="20"/>
-        </w:rPr>
-        <w:t>② 안전모, 안전대(안전벨트), 안전화 등 개인 보호구를 반드시 착용한다.</w:t>
-      </w:r>
-    </w:p>
-    <w:p>
-      <w:pPr>
-        <w:spacing w:after="40" w:line="320" w:lineRule="exact"/>
-      </w:pPr>
-      <w:r>
-        <w:rPr>
-          <w:rFonts w:ascii="나눔고딕" w:hAnsi="나눔고딕" w:eastAsia="나눔고딕"/>
-          <w:b w:val="0"/>
-          <w:sz w:val="20"/>
-        </w:rPr>
-        <w:t>③ 작업 중 위험 상황을 발견한 경우 즉시 작업을 중지하고 현장소장에게 보고한다.</w:t>
-      </w:r>
-    </w:p>
-    <w:p>
-      <w:pPr>
-        <w:spacing w:after="40" w:line="320" w:lineRule="exact"/>
-      </w:pPr>
-      <w:r>
-        <w:rPr>
-          <w:rFonts w:ascii="나눔고딕" w:hAnsi="나눔고딕" w:eastAsia="나눔고딕"/>
-          <w:b w:val="0"/>
-          <w:sz w:val="20"/>
-        </w:rPr>
-        <w:t>④ "사업주"는 산업안전보건법에 따른 안전시설·장비를 제공하고, 안전보건 조치 의무를 이행한다.</w:t>
-      </w:r>
-    </w:p>
-    <w:p>
-      <w:pPr>
-        <w:spacing w:after="40" w:line="320" w:lineRule="exact"/>
-      </w:pPr>
-    </w:p>
-    <w:p>
-      <w:pPr>
-        <w:spacing w:after="40" w:line="320" w:lineRule="exact"/>
-      </w:pPr>
-      <w:r>
-        <w:rPr>
-          <w:rFonts w:ascii="나눔고딕" w:hAnsi="나눔고딕" w:eastAsia="나눔고딕"/>
-          <w:b/>
-          <w:sz w:val="22"/>
-        </w:rPr>
-        <w:t>제7조 (근로관계의 종료)</w:t>
-      </w:r>
-    </w:p>
-    <w:p>
-      <w:pPr>
-        <w:spacing w:after="40" w:line="320" w:lineRule="exact"/>
-      </w:pPr>
-      <w:r>
-        <w:rPr>
-          <w:rFonts w:ascii="나눔고딕" w:hAnsi="나눔고딕" w:eastAsia="나눔고딕"/>
-          <w:b w:val="0"/>
-          <w:sz w:val="20"/>
-        </w:rPr>
-        <w:t>① 일용근로 특성상 근로일이 없는 날은 근로관계가 존속하지 아니한다.</w:t>
-      </w:r>
-    </w:p>
-    <w:p>
-      <w:pPr>
-        <w:spacing w:after="40" w:line="320" w:lineRule="exact"/>
-      </w:pPr>
-      <w:r>
-        <w:rPr>
-          <w:rFonts w:ascii="나눔고딕" w:hAnsi="나눔고딕" w:eastAsia="나눔고딕"/>
-          <w:b w:val="0"/>
-          <w:sz w:val="20"/>
-        </w:rPr>
-        <w:t>② "사업주"는 근로기준법상 부당해고 금지 원칙을 준수한다.</w:t>
+        <w:t>"乙"은 출입 시 안전보건 TBM교육 이수명부 제출, 개인 안전화 벨트 착용 및 지시 순응 조치를 완벽히 따른다.</w:t>
       </w:r>
     </w:p>
     <w:p>
@@ -473,7 +457,7 @@
           <w:b w:val="0"/>
           <w:sz w:val="20"/>
         </w:rPr>
-        <w:t>본 계약의 성립을 증명하기 위하여 본서 2부를 작성하고, 쌍방이 서명한 후 각 1부씩 보관한다.</w:t>
+        <w:t>본 계약의 성립을 증명하기 위하여 쌍방이 서명한 후 각 보관한다.</w:t>
       </w:r>
     </w:p>
     <w:p>
@@ -508,6 +492,7 @@
         <w:tc>
           <w:tcPr>
             <w:tcW w:type="dxa" w:w="4320"/>
+            <w:vAlign w:val="top"/>
           </w:tcPr>
           <w:p>
             <w:r/>
@@ -520,17 +505,20 @@
               <w:t>[사업주 / 甲]</w:t>
               <w:br/>
               <w:br/>
-              <w:t>상   호 : OOO건설 주식회사</w:t>
+              <w:t>상   호 : O O O O (주)</w:t>
               <w:br/>
-              <w:t>현장소장 : 대 리 인    박 소 장    (서명)</w:t>
+              <w:t>주   소 :</w:t>
               <w:br/>
-              <w:t>사업자등록번호 : 123-45-67890</w:t>
+              <w:t>대표자 :                   (인)</w:t>
+              <w:br/>
+              <w:t>연락처 :</w:t>
             </w:r>
           </w:p>
         </w:tc>
         <w:tc>
           <w:tcPr>
             <w:tcW w:type="dxa" w:w="4320"/>
+            <w:vAlign w:val="top"/>
           </w:tcPr>
           <w:p>
             <w:r/>
@@ -543,13 +531,13 @@
               <w:t>[근로자 / 乙]</w:t>
               <w:br/>
               <w:br/>
-              <w:t>성   명 :                  (서명)</w:t>
+              <w:t>성명 : O O O    (인)</w:t>
               <w:br/>
-              <w:t>생년월일 :</w:t>
+              <w:t>주민등록번호 :</w:t>
               <w:br/>
-              <w:t>연 락 처 :</w:t>
+              <w:t>계좌번호 :          은행</w:t>
               <w:br/>
-              <w:t>계좌번호 :         은행</w:t>
+              <w:t>연락처 :</w:t>
             </w:r>
           </w:p>
         </w:tc>
@@ -584,25 +572,7 @@
           <w:b w:val="0"/>
           <w:sz w:val="20"/>
         </w:rPr>
-        <w:t>매뉴얼 지침: 이 계약서가 모든 방어의 최종 퍼즐입니다. 수사관은 반드시 확인합니다: "근로자 한 명 한 명과 직접 근로계약을 맺었는가? 4대보험은 본사가 가입했는가? 임금은 개인 계좌로 갔는가?" 한 명이라도 빠지면 전체 직영 시공 주장이 무너집니다. 십장(자문역)이 데리고 들어온 조공, 기공도 반드시 전원 본사 명의로 이 계약서를 작성하십시오.</w:t>
-      </w:r>
-    </w:p>
-    <w:p>
-      <w:pPr>
-        <w:spacing w:after="40" w:line="320" w:lineRule="exact"/>
-      </w:pPr>
-    </w:p>
-    <w:p>
-      <w:pPr>
-        <w:spacing w:after="40" w:line="320" w:lineRule="exact"/>
-      </w:pPr>
-      <w:r>
-        <w:rPr>
-          <w:rFonts w:ascii="나눔고딕" w:hAnsi="나눔고딕" w:eastAsia="나눔고딕"/>
-          <w:b w:val="0"/>
-          <w:sz w:val="20"/>
-        </w:rPr>
-        <w:t>📌 원가 분류 및 대금 청구 시 유의사항 (D-2):</w:t>
+        <w:t>매뉴얼 지침: 이 계약서가 모든 방어의 최종 퍼즐입니다. 수사관은 반드시 확인합니다: "근로자 한 명 한 명과 직접 근로계약을 맺었는가? 4대보험은 본사가 가입했는가? 임금은 개인 계좌로 갔는가?" 한 명이라도 빠지면 전체 직영 시공 주장이 무너집니다. 십장(자문역)이 데리고 들어온 조공, 기공도 반드시 전원 본사 명의로 이 계약서를 작성하십시오. 📌 원가 분류 및 대금 청구 시 유의사항 (D-2):</w:t>
       </w:r>
     </w:p>
     <w:tbl>
@@ -620,8 +590,12 @@
         <w:tc>
           <w:tcPr>
             <w:tcW w:type="dxa" w:w="2880"/>
+            <w:vAlign w:val="top"/>
           </w:tcPr>
           <w:p>
+            <w:pPr>
+              <w:jc w:val="center"/>
+            </w:pPr>
             <w:r/>
             <w:r>
               <w:rPr>
@@ -636,8 +610,12 @@
         <w:tc>
           <w:tcPr>
             <w:tcW w:type="dxa" w:w="2880"/>
+            <w:vAlign w:val="top"/>
           </w:tcPr>
           <w:p>
+            <w:pPr>
+              <w:jc w:val="center"/>
+            </w:pPr>
             <w:r/>
             <w:r>
               <w:rPr>
@@ -652,8 +630,12 @@
         <w:tc>
           <w:tcPr>
             <w:tcW w:type="dxa" w:w="2880"/>
+            <w:vAlign w:val="top"/>
           </w:tcPr>
           <w:p>
+            <w:pPr>
+              <w:jc w:val="center"/>
+            </w:pPr>
             <w:r/>
             <w:r>
               <w:rPr>
@@ -670,6 +652,7 @@
         <w:tc>
           <w:tcPr>
             <w:tcW w:type="dxa" w:w="2880"/>
+            <w:vAlign w:val="top"/>
           </w:tcPr>
           <w:p>
             <w:r/>
@@ -686,6 +669,7 @@
         <w:tc>
           <w:tcPr>
             <w:tcW w:type="dxa" w:w="2880"/>
+            <w:vAlign w:val="top"/>
           </w:tcPr>
           <w:p>
             <w:r/>
@@ -702,6 +686,7 @@
         <w:tc>
           <w:tcPr>
             <w:tcW w:type="dxa" w:w="2880"/>
+            <w:vAlign w:val="top"/>
           </w:tcPr>
           <w:p>
             <w:r/>
@@ -720,6 +705,7 @@
         <w:tc>
           <w:tcPr>
             <w:tcW w:type="dxa" w:w="2880"/>
+            <w:vAlign w:val="top"/>
           </w:tcPr>
           <w:p>
             <w:r/>
@@ -736,6 +722,7 @@
         <w:tc>
           <w:tcPr>
             <w:tcW w:type="dxa" w:w="2880"/>
+            <w:vAlign w:val="top"/>
           </w:tcPr>
           <w:p>
             <w:r/>
@@ -752,6 +739,7 @@
         <w:tc>
           <w:tcPr>
             <w:tcW w:type="dxa" w:w="2880"/>
+            <w:vAlign w:val="top"/>
           </w:tcPr>
           <w:p>
             <w:r/>

--- a/static/downloads/contract_D2.docx
+++ b/static/downloads/contract_D2.docx
@@ -502,7 +502,7 @@
                 <w:b w:val="0"/>
                 <w:sz w:val="18"/>
               </w:rPr>
-              <w:t>[사업주 / 甲]</w:t>
+              <w:t>[사용자 / 甲]</w:t>
               <w:br/>
               <w:br/>
               <w:t>상   호 : O O O O (주)</w:t>
